--- a/06-学生侧材料/讲义/化学原理/统计热力学与Maxwell关系-超级充实版（自学完整）.docx
+++ b/06-学生侧材料/讲义/化学原理/统计热力学与Maxwell关系-超级充实版（自学完整）.docx
@@ -3,6 +3,182 @@
 <w:document xmlns:w="http://schemas.openxmlformats.org/wordprocessingml/2006/main" xmlns:m="http://schemas.openxmlformats.org/officeDocument/2006/math" xmlns:r="http://schemas.openxmlformats.org/officeDocument/2006/relationships" xmlns:o="urn:schemas-microsoft-com:office:office" xmlns:v="urn:schemas-microsoft-com:vml" xmlns:w10="urn:schemas-microsoft-com:office:word" xmlns:a="http://schemas.openxmlformats.org/drawingml/2006/main" xmlns:pic="http://schemas.openxmlformats.org/drawingml/2006/picture" xmlns:wp="http://schemas.openxmlformats.org/drawingml/2006/wordprocessingDrawing">
   <w:body>
     <w:bookmarkStart w:id="44" w:name="第四轮4-7-统计热力学与-maxwell-关系冲刺班-自学完整"/>
+    <w:p>
+      <w:pPr>
+        <w:spacing w:after="1800" w:before="1200" w:line="276" w:lineRule="auto"/>
+        <w:jc w:val="center"/>
+      </w:pPr>
+    </w:p>
+    <w:p>
+      <w:pPr>
+        <w:spacing w:after="320" w:before="0" w:line="276" w:lineRule="auto"/>
+        <w:jc w:val="center"/>
+      </w:pPr>
+      <w:r>
+        <w:rPr>
+          <w:rFonts w:ascii="Times New Roman" w:hAnsi="Times New Roman" w:eastAsia="SimHei" w:cs="Times New Roman"/>
+          <w:b/>
+          <w:color w:val="17324D"/>
+          <w:sz w:val="64"/>
+        </w:rPr>
+        <w:t>化学竞赛习题册</w:t>
+      </w:r>
+    </w:p>
+    <w:p>
+      <w:pPr>
+        <w:spacing w:after="120" w:before="0" w:line="276" w:lineRule="auto"/>
+        <w:jc w:val="center"/>
+      </w:pPr>
+      <w:r>
+        <w:rPr>
+          <w:rFonts w:ascii="Times New Roman" w:hAnsi="Times New Roman" w:eastAsia="SimHei" w:cs="Times New Roman"/>
+          <w:b w:val="0"/>
+          <w:color w:val="5B6975"/>
+          <w:sz w:val="32"/>
+        </w:rPr>
+        <w:t>化学原理</w:t>
+      </w:r>
+    </w:p>
+    <w:p>
+      <w:pPr>
+        <w:spacing w:after="600" w:before="0" w:line="276" w:lineRule="auto"/>
+        <w:jc w:val="center"/>
+      </w:pPr>
+      <w:r>
+        <w:rPr>
+          <w:rFonts w:ascii="Times New Roman" w:hAnsi="Times New Roman" w:eastAsia="SimHei" w:cs="Times New Roman"/>
+          <w:b/>
+          <w:color w:val="17324D"/>
+          <w:sz w:val="44"/>
+        </w:rPr>
+        <w:t>第四轮</w:t>
+      </w:r>
+      <w:r>
+        <w:rPr>
+          <w:rFonts w:ascii="Times New Roman" w:hAnsi="Times New Roman" w:eastAsia="Times New Roman" w:cs="Times New Roman"/>
+          <w:b/>
+          <w:color w:val="17324D"/>
+          <w:sz w:val="44"/>
+        </w:rPr>
+        <w:t xml:space="preserve">·4-7 </w:t>
+      </w:r>
+      <w:r>
+        <w:rPr>
+          <w:rFonts w:ascii="Times New Roman" w:hAnsi="Times New Roman" w:eastAsia="SimHei" w:cs="Times New Roman"/>
+          <w:b/>
+          <w:color w:val="17324D"/>
+          <w:sz w:val="44"/>
+        </w:rPr>
+        <w:t>统计热力学与</w:t>
+      </w:r>
+      <w:r>
+        <w:rPr>
+          <w:rFonts w:ascii="Times New Roman" w:hAnsi="Times New Roman" w:eastAsia="Times New Roman" w:cs="Times New Roman"/>
+          <w:b/>
+          <w:color w:val="17324D"/>
+          <w:sz w:val="44"/>
+        </w:rPr>
+        <w:t xml:space="preserve"> Maxwell </w:t>
+      </w:r>
+      <w:r>
+        <w:rPr>
+          <w:rFonts w:ascii="Times New Roman" w:hAnsi="Times New Roman" w:eastAsia="SimHei" w:cs="Times New Roman"/>
+          <w:b/>
+          <w:color w:val="17324D"/>
+          <w:sz w:val="44"/>
+        </w:rPr>
+        <w:t>关系</w:t>
+      </w:r>
+      <w:r>
+        <w:rPr>
+          <w:rFonts w:ascii="Times New Roman" w:hAnsi="Times New Roman" w:eastAsia="Times New Roman" w:cs="Times New Roman"/>
+          <w:b/>
+          <w:color w:val="17324D"/>
+          <w:sz w:val="44"/>
+        </w:rPr>
+        <w:t>（</w:t>
+      </w:r>
+      <w:r>
+        <w:rPr>
+          <w:rFonts w:ascii="Times New Roman" w:hAnsi="Times New Roman" w:eastAsia="SimHei" w:cs="Times New Roman"/>
+          <w:b/>
+          <w:color w:val="17324D"/>
+          <w:sz w:val="44"/>
+        </w:rPr>
+        <w:t>冲刺班</w:t>
+      </w:r>
+      <w:r>
+        <w:rPr>
+          <w:rFonts w:ascii="Times New Roman" w:hAnsi="Times New Roman" w:eastAsia="Times New Roman" w:cs="Times New Roman"/>
+          <w:b/>
+          <w:color w:val="17324D"/>
+          <w:sz w:val="44"/>
+        </w:rPr>
+        <w:t xml:space="preserve"> · </w:t>
+      </w:r>
+      <w:r>
+        <w:rPr>
+          <w:rFonts w:ascii="Times New Roman" w:hAnsi="Times New Roman" w:eastAsia="SimHei" w:cs="Times New Roman"/>
+          <w:b/>
+          <w:color w:val="17324D"/>
+          <w:sz w:val="44"/>
+        </w:rPr>
+        <w:t>自学完整</w:t>
+      </w:r>
+      <w:r>
+        <w:rPr>
+          <w:rFonts w:ascii="Times New Roman" w:hAnsi="Times New Roman" w:eastAsia="Times New Roman" w:cs="Times New Roman"/>
+          <w:b/>
+          <w:color w:val="17324D"/>
+          <w:sz w:val="44"/>
+        </w:rPr>
+        <w:t>）</w:t>
+      </w:r>
+    </w:p>
+    <w:p>
+      <w:pPr>
+        <w:spacing w:after="600" w:before="120" w:line="276" w:lineRule="auto"/>
+        <w:jc w:val="center"/>
+        <w:pBdr>
+          <w:bottom w:val="single" w:sz="8" w:space="4" w:color="4A6577"/>
+        </w:pBdr>
+      </w:pPr>
+    </w:p>
+    <w:p>
+      <w:pPr>
+        <w:spacing w:after="160" w:before="0" w:line="276" w:lineRule="auto"/>
+        <w:jc w:val="center"/>
+      </w:pPr>
+      <w:r>
+        <w:rPr>
+          <w:rFonts w:ascii="Times New Roman" w:hAnsi="Times New Roman" w:eastAsia="FangSong" w:cs="Times New Roman"/>
+          <w:b w:val="0"/>
+          <w:color w:val="5B6975"/>
+          <w:sz w:val="24"/>
+        </w:rPr>
+        <w:t>日期</w:t>
+      </w:r>
+      <w:r>
+        <w:rPr>
+          <w:rFonts w:ascii="Times New Roman" w:hAnsi="Times New Roman" w:eastAsia="Times New Roman" w:cs="Times New Roman"/>
+          <w:b w:val="0"/>
+          <w:color w:val="5B6975"/>
+          <w:sz w:val="24"/>
+        </w:rPr>
+        <w:t>：2026-09-10</w:t>
+      </w:r>
+    </w:p>
+    <w:p>
+      <w:pPr>
+        <w:jc w:val="center"/>
+      </w:pPr>
+      <w:r>
+        <w:rPr>
+          <w:rFonts w:ascii="Times New Roman" w:hAnsi="Times New Roman" w:eastAsia="Times New Roman" w:cs="Times New Roman"/>
+        </w:rPr>
+        <w:br w:type="page"/>
+      </w:r>
+    </w:p>
     <w:p>
       <w:pPr>
         <w:pStyle w:val="Heading1"/>
@@ -22239,6 +22415,18 @@
           <w:rFonts w:hint="eastAsia" w:ascii="Times New Roman" w:hAnsi="Times New Roman" w:eastAsia="FangSong" w:cs="Times New Roman"/>
         </w:rPr>
         <w:t>学生讲义</w:t>
+      </w:r>
+      <w:r>
+        <w:rPr>
+          <w:rFonts w:hint="eastAsia" w:ascii="Times New Roman" w:hAnsi="Times New Roman" w:eastAsia="Times New Roman" w:cs="Times New Roman"/>
+        </w:rPr>
+        <w:t>/</w:t>
+      </w:r>
+      <w:r>
+        <w:rPr>
+          <w:rFonts w:hint="eastAsia" w:ascii="Times New Roman" w:hAnsi="Times New Roman" w:eastAsia="FangSong" w:cs="Times New Roman"/>
+        </w:rPr>
+        <w:t>化学原理</w:t>
       </w:r>
       <w:r>
         <w:rPr>

--- a/06-学生侧材料/讲义/化学原理/统计热力学与Maxwell关系-超级充实版（自学完整）.docx
+++ b/06-学生侧材料/讲义/化学原理/统计热力学与Maxwell关系-超级充实版（自学完整）.docx
@@ -3,182 +3,6 @@
 <w:document xmlns:w="http://schemas.openxmlformats.org/wordprocessingml/2006/main" xmlns:m="http://schemas.openxmlformats.org/officeDocument/2006/math" xmlns:r="http://schemas.openxmlformats.org/officeDocument/2006/relationships" xmlns:o="urn:schemas-microsoft-com:office:office" xmlns:v="urn:schemas-microsoft-com:vml" xmlns:w10="urn:schemas-microsoft-com:office:word" xmlns:a="http://schemas.openxmlformats.org/drawingml/2006/main" xmlns:pic="http://schemas.openxmlformats.org/drawingml/2006/picture" xmlns:wp="http://schemas.openxmlformats.org/drawingml/2006/wordprocessingDrawing">
   <w:body>
     <w:bookmarkStart w:id="44" w:name="第四轮4-7-统计热力学与-maxwell-关系冲刺班-自学完整"/>
-    <w:p>
-      <w:pPr>
-        <w:spacing w:after="1800" w:before="1200" w:line="276" w:lineRule="auto"/>
-        <w:jc w:val="center"/>
-      </w:pPr>
-    </w:p>
-    <w:p>
-      <w:pPr>
-        <w:spacing w:after="320" w:before="0" w:line="276" w:lineRule="auto"/>
-        <w:jc w:val="center"/>
-      </w:pPr>
-      <w:r>
-        <w:rPr>
-          <w:rFonts w:ascii="Times New Roman" w:hAnsi="Times New Roman" w:eastAsia="SimHei" w:cs="Times New Roman"/>
-          <w:b/>
-          <w:color w:val="17324D"/>
-          <w:sz w:val="64"/>
-        </w:rPr>
-        <w:t>化学竞赛习题册</w:t>
-      </w:r>
-    </w:p>
-    <w:p>
-      <w:pPr>
-        <w:spacing w:after="120" w:before="0" w:line="276" w:lineRule="auto"/>
-        <w:jc w:val="center"/>
-      </w:pPr>
-      <w:r>
-        <w:rPr>
-          <w:rFonts w:ascii="Times New Roman" w:hAnsi="Times New Roman" w:eastAsia="SimHei" w:cs="Times New Roman"/>
-          <w:b w:val="0"/>
-          <w:color w:val="5B6975"/>
-          <w:sz w:val="32"/>
-        </w:rPr>
-        <w:t>化学原理</w:t>
-      </w:r>
-    </w:p>
-    <w:p>
-      <w:pPr>
-        <w:spacing w:after="600" w:before="0" w:line="276" w:lineRule="auto"/>
-        <w:jc w:val="center"/>
-      </w:pPr>
-      <w:r>
-        <w:rPr>
-          <w:rFonts w:ascii="Times New Roman" w:hAnsi="Times New Roman" w:eastAsia="SimHei" w:cs="Times New Roman"/>
-          <w:b/>
-          <w:color w:val="17324D"/>
-          <w:sz w:val="44"/>
-        </w:rPr>
-        <w:t>第四轮</w:t>
-      </w:r>
-      <w:r>
-        <w:rPr>
-          <w:rFonts w:ascii="Times New Roman" w:hAnsi="Times New Roman" w:eastAsia="Times New Roman" w:cs="Times New Roman"/>
-          <w:b/>
-          <w:color w:val="17324D"/>
-          <w:sz w:val="44"/>
-        </w:rPr>
-        <w:t xml:space="preserve">·4-7 </w:t>
-      </w:r>
-      <w:r>
-        <w:rPr>
-          <w:rFonts w:ascii="Times New Roman" w:hAnsi="Times New Roman" w:eastAsia="SimHei" w:cs="Times New Roman"/>
-          <w:b/>
-          <w:color w:val="17324D"/>
-          <w:sz w:val="44"/>
-        </w:rPr>
-        <w:t>统计热力学与</w:t>
-      </w:r>
-      <w:r>
-        <w:rPr>
-          <w:rFonts w:ascii="Times New Roman" w:hAnsi="Times New Roman" w:eastAsia="Times New Roman" w:cs="Times New Roman"/>
-          <w:b/>
-          <w:color w:val="17324D"/>
-          <w:sz w:val="44"/>
-        </w:rPr>
-        <w:t xml:space="preserve"> Maxwell </w:t>
-      </w:r>
-      <w:r>
-        <w:rPr>
-          <w:rFonts w:ascii="Times New Roman" w:hAnsi="Times New Roman" w:eastAsia="SimHei" w:cs="Times New Roman"/>
-          <w:b/>
-          <w:color w:val="17324D"/>
-          <w:sz w:val="44"/>
-        </w:rPr>
-        <w:t>关系</w:t>
-      </w:r>
-      <w:r>
-        <w:rPr>
-          <w:rFonts w:ascii="Times New Roman" w:hAnsi="Times New Roman" w:eastAsia="Times New Roman" w:cs="Times New Roman"/>
-          <w:b/>
-          <w:color w:val="17324D"/>
-          <w:sz w:val="44"/>
-        </w:rPr>
-        <w:t>（</w:t>
-      </w:r>
-      <w:r>
-        <w:rPr>
-          <w:rFonts w:ascii="Times New Roman" w:hAnsi="Times New Roman" w:eastAsia="SimHei" w:cs="Times New Roman"/>
-          <w:b/>
-          <w:color w:val="17324D"/>
-          <w:sz w:val="44"/>
-        </w:rPr>
-        <w:t>冲刺班</w:t>
-      </w:r>
-      <w:r>
-        <w:rPr>
-          <w:rFonts w:ascii="Times New Roman" w:hAnsi="Times New Roman" w:eastAsia="Times New Roman" w:cs="Times New Roman"/>
-          <w:b/>
-          <w:color w:val="17324D"/>
-          <w:sz w:val="44"/>
-        </w:rPr>
-        <w:t xml:space="preserve"> · </w:t>
-      </w:r>
-      <w:r>
-        <w:rPr>
-          <w:rFonts w:ascii="Times New Roman" w:hAnsi="Times New Roman" w:eastAsia="SimHei" w:cs="Times New Roman"/>
-          <w:b/>
-          <w:color w:val="17324D"/>
-          <w:sz w:val="44"/>
-        </w:rPr>
-        <w:t>自学完整</w:t>
-      </w:r>
-      <w:r>
-        <w:rPr>
-          <w:rFonts w:ascii="Times New Roman" w:hAnsi="Times New Roman" w:eastAsia="Times New Roman" w:cs="Times New Roman"/>
-          <w:b/>
-          <w:color w:val="17324D"/>
-          <w:sz w:val="44"/>
-        </w:rPr>
-        <w:t>）</w:t>
-      </w:r>
-    </w:p>
-    <w:p>
-      <w:pPr>
-        <w:spacing w:after="600" w:before="120" w:line="276" w:lineRule="auto"/>
-        <w:jc w:val="center"/>
-        <w:pBdr>
-          <w:bottom w:val="single" w:sz="8" w:space="4" w:color="4A6577"/>
-        </w:pBdr>
-      </w:pPr>
-    </w:p>
-    <w:p>
-      <w:pPr>
-        <w:spacing w:after="160" w:before="0" w:line="276" w:lineRule="auto"/>
-        <w:jc w:val="center"/>
-      </w:pPr>
-      <w:r>
-        <w:rPr>
-          <w:rFonts w:ascii="Times New Roman" w:hAnsi="Times New Roman" w:eastAsia="FangSong" w:cs="Times New Roman"/>
-          <w:b w:val="0"/>
-          <w:color w:val="5B6975"/>
-          <w:sz w:val="24"/>
-        </w:rPr>
-        <w:t>日期</w:t>
-      </w:r>
-      <w:r>
-        <w:rPr>
-          <w:rFonts w:ascii="Times New Roman" w:hAnsi="Times New Roman" w:eastAsia="Times New Roman" w:cs="Times New Roman"/>
-          <w:b w:val="0"/>
-          <w:color w:val="5B6975"/>
-          <w:sz w:val="24"/>
-        </w:rPr>
-        <w:t>：2026-09-10</w:t>
-      </w:r>
-    </w:p>
-    <w:p>
-      <w:pPr>
-        <w:jc w:val="center"/>
-      </w:pPr>
-      <w:r>
-        <w:rPr>
-          <w:rFonts w:ascii="Times New Roman" w:hAnsi="Times New Roman" w:eastAsia="Times New Roman" w:cs="Times New Roman"/>
-        </w:rPr>
-        <w:br w:type="page"/>
-      </w:r>
-    </w:p>
     <w:p>
       <w:pPr>
         <w:pStyle w:val="Heading1"/>
@@ -6229,15 +6053,22 @@
         <w:rPr>
           <w:rFonts w:ascii="Times New Roman" w:hAnsi="Times New Roman" w:eastAsia="Times New Roman" w:cs="Times New Roman"/>
         </w:rPr>
-        <w:t xml:space="preserve"> T</w:t>
-      </w:r>
-      <w:r>
-        <w:rPr>
-          <w:rFonts w:ascii="Times New Roman" w:hAnsi="Times New Roman" w:eastAsia="Times New Roman" w:cs="Times New Roman"/>
-          <w:vertAlign w:val="subscript"/>
-        </w:rPr>
-        <w:t>1</w:t>
-      </w:r>
+        <w:t xml:space="preserve"> </w:t>
+      </w:r>
+      <m:oMath>
+        <m:sSub>
+          <m:e>
+            <m:r>
+              <m:t>T</m:t>
+            </m:r>
+          </m:e>
+          <m:sub>
+            <m:r>
+              <m:t>1</m:t>
+            </m:r>
+          </m:sub>
+        </m:sSub>
+      </m:oMath>
       <w:r>
         <w:rPr>
           <w:rFonts w:ascii="Times New Roman" w:hAnsi="Times New Roman" w:eastAsia="Times New Roman" w:cs="Times New Roman"/>
@@ -6292,15 +6123,22 @@
         <w:rPr>
           <w:rFonts w:ascii="Times New Roman" w:hAnsi="Times New Roman" w:eastAsia="Times New Roman" w:cs="Times New Roman"/>
         </w:rPr>
-        <w:t xml:space="preserve"> T</w:t>
-      </w:r>
-      <w:r>
-        <w:rPr>
-          <w:rFonts w:ascii="Times New Roman" w:hAnsi="Times New Roman" w:eastAsia="Times New Roman" w:cs="Times New Roman"/>
-          <w:vertAlign w:val="subscript"/>
-        </w:rPr>
-        <w:t>2</w:t>
-      </w:r>
+        <w:t xml:space="preserve"> </w:t>
+      </w:r>
+      <m:oMath>
+        <m:sSub>
+          <m:e>
+            <m:r>
+              <m:t>T</m:t>
+            </m:r>
+          </m:e>
+          <m:sub>
+            <m:r>
+              <m:t>2</m:t>
+            </m:r>
+          </m:sub>
+        </m:sSub>
+      </m:oMath>
       <w:r>
         <w:rPr>
           <w:rFonts w:ascii="Times New Roman" w:hAnsi="Times New Roman" w:eastAsia="Times New Roman" w:cs="Times New Roman"/>
@@ -13488,15 +13326,22 @@
         <w:rPr>
           <w:rFonts w:hint="eastAsia" w:ascii="Times New Roman" w:hAnsi="Times New Roman" w:eastAsia="Times New Roman" w:cs="Times New Roman"/>
         </w:rPr>
-        <w:t>（W</w:t>
-      </w:r>
-      <w:r>
-        <w:rPr>
-          <w:rFonts w:hint="eastAsia" w:ascii="Times New Roman" w:hAnsi="Times New Roman" w:eastAsia="Times New Roman" w:cs="Times New Roman"/>
-          <w:vertAlign w:val="subscript"/>
-        </w:rPr>
-        <w:t>0</w:t>
-      </w:r>
+        <w:t xml:space="preserve">（</w:t>
+      </w:r>
+      <m:oMath>
+        <m:sSub>
+          <m:e>
+            <m:r>
+              <m:t>W</m:t>
+            </m:r>
+          </m:e>
+          <m:sub>
+            <m:r>
+              <m:t>0</m:t>
+            </m:r>
+          </m:sub>
+        </m:sSub>
+      </m:oMath>
       <w:r>
         <w:rPr>
           <w:rFonts w:ascii="Times New Roman" w:hAnsi="Times New Roman" w:eastAsia="Times New Roman" w:cs="Times New Roman"/>

--- a/06-学生侧材料/讲义/化学原理/统计热力学与Maxwell关系-超级充实版（自学完整）.docx
+++ b/06-学生侧材料/讲义/化学原理/统计热力学与Maxwell关系-超级充实版（自学完整）.docx
@@ -23836,7 +23836,7 @@
     <ns0:name ns0:val="Verbatim Char"/>
     <ns0:basedOn ns0:val="BodyTextChar"/>
     <ns0:rPr>
-      <ns0:rFonts ns0:ascii="Times New Roman" ns0:cs="Times New Roman" ns0:eastAsia="FangSong" ns0:hAnsi="Times New Roman"/>
+      <ns0:rFonts ns0:ascii="SimSun" ns0:hAnsi="SimSun" ns0:eastAsia="SimSun" ns0:cs="SimSun"/>
       <ns0:b ns0:val="0"/>
       <ns0:sz ns0:val="20"/>
     </ns0:rPr>
@@ -23906,7 +23906,7 @@
       <w:wordWrap w:val="off"/>
     </w:pPr>
     <ns0:rPr>
-      <w:rFonts ns0:ascii="Times New Roman" ns0:hAnsi="Times New Roman" ns0:eastAsia="FangSong" ns0:cs="Times New Roman"/>
+      <w:rFonts w:ascii="SimSun" w:hAnsi="SimSun" w:eastAsia="SimSun" w:cs="SimSun"/>
     </ns0:rPr>
   </w:style>
   <w:style w:type="character" w:customStyle="1" w:styleId="KeywordTok">
